--- a/templates/shikoyat-iqtisodiy-apellyatsiya.uz_cyrillic.docx
+++ b/templates/shikoyat-iqtisodiy-apellyatsiya.uz_cyrillic.docx
@@ -18,7 +18,7 @@
           <w:sz w:val="24"/>
           <w:szCs w:val="24"/>
         </w:rPr>
-        <w:t xml:space="preserve">{{district_court_name}} иқтисодий ишлар бўйича</w:t>
+        <w:t xml:space="preserve">{{court_name}} вилоят судининг иқтисодий ишлар бўйича</w:t>
       </w:r>
     </w:p>
     <w:p>
